--- a/Advanced Reactor Materials/Fall2026/Exam1.docx
+++ b/Advanced Reactor Materials/Fall2026/Exam1.docx
@@ -1,6 +1,6 @@
 
 <file path=word/document.xml><?xml version="1.0" encoding="utf-8"?>
-<w:document xmlns:wpc="http://schemas.microsoft.com/office/word/2010/wordprocessingCanvas" xmlns:cx="http://schemas.microsoft.com/office/drawing/2014/chartex" xmlns:cx1="http://schemas.microsoft.com/office/drawing/2015/9/8/chartex" xmlns:cx2="http://schemas.microsoft.com/office/drawing/2015/10/21/chartex" xmlns:cx3="http://schemas.microsoft.com/office/drawing/2016/5/9/chartex" xmlns:cx4="http://schemas.microsoft.com/office/drawing/2016/5/10/chartex" xmlns:cx5="http://schemas.microsoft.com/office/drawing/2016/5/11/chartex" xmlns:cx6="http://schemas.microsoft.com/office/drawing/2016/5/12/chartex" xmlns:cx7="http://schemas.microsoft.com/office/drawing/2016/5/13/chartex" xmlns:cx8="http://schemas.microsoft.com/office/drawing/2016/5/14/chartex" xmlns:mc="http://schemas.openxmlformats.org/markup-compatibility/2006" xmlns:aink="http://schemas.microsoft.com/office/drawing/2016/ink" xmlns:am3d="http://schemas.microsoft.com/office/drawing/2017/model3d" xmlns:o="urn:schemas-microsoft-com:office:office" xmlns:oel="http://schemas.microsoft.com/office/2019/extlst" xmlns:r="http://schemas.openxmlformats.org/officeDocument/2006/relationships" xmlns:m="http://schemas.openxmlformats.org/officeDocument/2006/math" xmlns:v="urn:schemas-microsoft-com:vml" xmlns:wp14="http://schemas.microsoft.com/office/word/2010/wordprocessingDrawing" xmlns:wp="http://schemas.openxmlformats.org/drawingml/2006/wordprocessingDrawing" xmlns:w10="urn:schemas-microsoft-com:office:word" xmlns:w="http://schemas.openxmlformats.org/wordprocessingml/2006/main" xmlns:w14="http://schemas.microsoft.com/office/word/2010/wordml" xmlns:w15="http://schemas.microsoft.com/office/word/2012/wordml" xmlns:w16cex="http://schemas.microsoft.com/office/word/2018/wordml/cex" xmlns:w16cid="http://schemas.microsoft.com/office/word/2016/wordml/cid" xmlns:w16="http://schemas.microsoft.com/office/word/2018/wordml" xmlns:w16du="http://schemas.microsoft.com/office/word/2023/wordml/word16du" xmlns:w16sdtdh="http://schemas.microsoft.com/office/word/2020/wordml/sdtdatahash" xmlns:w16sdtfl="http://schemas.microsoft.com/office/word/2024/wordml/sdtformatlock" xmlns:w16se="http://schemas.microsoft.com/office/word/2015/wordml/symex" xmlns:wpg="http://schemas.microsoft.com/office/word/2010/wordprocessingGroup" xmlns:wpi="http://schemas.microsoft.com/office/word/2010/wordprocessingInk" xmlns:wne="http://schemas.microsoft.com/office/word/2006/wordml" xmlns:wps="http://schemas.microsoft.com/office/word/2010/wordprocessingShape" mc:Ignorable="w14 w15 w16se w16cid w16 w16cex w16sdtdh w16sdtfl w16du wp14">
+<w:document xmlns:wpc="http://schemas.microsoft.com/office/word/2010/wordprocessingCanvas" xmlns:cx="http://schemas.microsoft.com/office/drawing/2014/chartex" xmlns:cx1="http://schemas.microsoft.com/office/drawing/2015/9/8/chartex" xmlns:cx2="http://schemas.microsoft.com/office/drawing/2015/10/21/chartex" xmlns:cx3="http://schemas.microsoft.com/office/drawing/2016/5/9/chartex" xmlns:cx4="http://schemas.microsoft.com/office/drawing/2016/5/10/chartex" xmlns:cx5="http://schemas.microsoft.com/office/drawing/2016/5/11/chartex" xmlns:cx6="http://schemas.microsoft.com/office/drawing/2016/5/12/chartex" xmlns:cx7="http://schemas.microsoft.com/office/drawing/2016/5/13/chartex" xmlns:cx8="http://schemas.microsoft.com/office/drawing/2016/5/14/chartex" xmlns:mc="http://schemas.openxmlformats.org/markup-compatibility/2006" xmlns:m="http://schemas.openxmlformats.org/officeDocument/2006/math" xmlns:aink="http://schemas.microsoft.com/office/drawing/2016/ink" xmlns:am3d="http://schemas.microsoft.com/office/drawing/2017/model3d" xmlns:oel="http://schemas.microsoft.com/office/2019/extlst" xmlns:r="http://schemas.openxmlformats.org/officeDocument/2006/relationships" xmlns:wp14="http://schemas.microsoft.com/office/word/2010/wordprocessingDrawing" xmlns:wp="http://schemas.openxmlformats.org/drawingml/2006/wordprocessingDrawing" xmlns:wpg="http://schemas.microsoft.com/office/word/2010/wordprocessingGroup" xmlns:wpi="http://schemas.microsoft.com/office/word/2010/wordprocessingInk" xmlns:wps="http://schemas.microsoft.com/office/word/2010/wordprocessingShape" xmlns:o="urn:schemas-microsoft-com:office:office" xmlns:v="urn:schemas-microsoft-com:vml" xmlns:w10="urn:schemas-microsoft-com:office:word" xmlns:w="http://schemas.openxmlformats.org/wordprocessingml/2006/main" xmlns:w14="http://schemas.microsoft.com/office/word/2010/wordml" xmlns:w15="http://schemas.microsoft.com/office/word/2012/wordml" xmlns:w16cex="http://schemas.microsoft.com/office/word/2018/wordml/cex" xmlns:w16cid="http://schemas.microsoft.com/office/word/2016/wordml/cid" xmlns:w16="http://schemas.microsoft.com/office/word/2018/wordml" xmlns:w16sdtdh="http://schemas.microsoft.com/office/word/2020/wordml/sdtdatahash" xmlns:w16sdtfl="http://schemas.microsoft.com/office/word/2024/wordml/sdtformatlock" xmlns:w16se="http://schemas.microsoft.com/office/word/2015/wordml/symex" xmlns:w16du="http://schemas.microsoft.com/office/word/2023/wordml/word16du" xmlns:wne="http://schemas.microsoft.com/office/word/2006/wordml" mc:Ignorable="w14 w15 w16se w16cid w16 w16cex w16sdtdh w16sdtfl w16du wp14">
   <w:body>
     <w:p>
       <w:pPr>
@@ -58,14 +58,14 @@
       <w:pPr>
         <w:jc w:val="center"/>
         <w:rPr>
-          <w:rFonts w:ascii="Times New Roman" w:hAnsi="Times New Roman" w:cs="Times New Roman"/>
-        </w:rPr>
-      </w:pPr>
-      <w:r>
-        <w:rPr>
-          <w:rFonts w:ascii="Times New Roman" w:hAnsi="Times New Roman" w:cs="Times New Roman"/>
-        </w:rPr>
-        <w:t>Point values correspond to expected depth of response.</w:t>
+          <w:rFonts w:ascii="Times New Roman" w:eastAsia="Times New Roman" w:hAnsi="Times New Roman" w:cs="Times New Roman"/>
+        </w:rPr>
+      </w:pPr>
+      <w:r>
+        <w:rPr>
+          <w:rFonts w:ascii="Times New Roman" w:eastAsia="Times New Roman" w:hAnsi="Times New Roman" w:cs="Times New Roman"/>
+        </w:rPr>
+        <w:t>Point values indicated expected depth of response.</w:t>
       </w:r>
     </w:p>
     <w:p>
@@ -84,25 +84,6 @@
           <w:rFonts w:ascii="Times New Roman" w:eastAsia="Times New Roman" w:hAnsi="Times New Roman" w:cs="Times New Roman"/>
         </w:rPr>
       </w:pPr>
-    </w:p>
-    <w:p>
-      <w:pPr>
-        <w:rPr>
-          <w:rFonts w:ascii="Times New Roman" w:eastAsia="Times New Roman" w:hAnsi="Times New Roman" w:cs="Times New Roman"/>
-        </w:rPr>
-      </w:pPr>
-      <w:r>
-        <w:rPr>
-          <w:rFonts w:ascii="Times New Roman" w:eastAsia="Times New Roman" w:hAnsi="Times New Roman" w:cs="Times New Roman"/>
-        </w:rPr>
-        <w:t xml:space="preserve">Please provide your responses to the following questions. </w:t>
-      </w:r>
-      <w:r>
-        <w:rPr>
-          <w:rFonts w:ascii="Times New Roman" w:eastAsia="Times New Roman" w:hAnsi="Times New Roman" w:cs="Times New Roman"/>
-        </w:rPr>
-        <w:t>Point values indicated expected depth of response.</w:t>
-      </w:r>
     </w:p>
     <w:p>
       <w:pPr>
@@ -118,21 +99,28 @@
           <w:ilvl w:val="0"/>
           <w:numId w:val="1"/>
         </w:numPr>
-        <w:rPr>
-          <w:rFonts w:ascii="Times New Roman" w:eastAsia="Times New Roman" w:hAnsi="Times New Roman" w:cs="Times New Roman"/>
-        </w:rPr>
-      </w:pPr>
-      <w:r>
-        <w:rPr>
-          <w:rFonts w:ascii="Times New Roman" w:eastAsia="Times New Roman" w:hAnsi="Times New Roman" w:cs="Times New Roman"/>
-        </w:rPr>
-        <w:t>What are some key differences between high-temperature gas reactors and light water reactors? (</w:t>
-      </w:r>
-      <w:r>
-        <w:rPr>
-          <w:rFonts w:ascii="Times New Roman" w:eastAsia="Times New Roman" w:hAnsi="Times New Roman" w:cs="Times New Roman"/>
-        </w:rPr>
-        <w:t>8</w:t>
+        <w:spacing w:before="240" w:after="240"/>
+        <w:rPr>
+          <w:rFonts w:ascii="Times New Roman" w:eastAsia="Times New Roman" w:hAnsi="Times New Roman" w:cs="Times New Roman"/>
+        </w:rPr>
+      </w:pPr>
+      <w:r>
+        <w:rPr>
+          <w:rFonts w:ascii="Times New Roman" w:eastAsia="Times New Roman" w:hAnsi="Times New Roman" w:cs="Times New Roman"/>
+        </w:rPr>
+        <w:t>What are the individual layers in a TRISO particle? What purpose does each layer have? (</w:t>
+      </w:r>
+      <w:r>
+        <w:rPr>
+          <w:rFonts w:ascii="Times New Roman" w:eastAsia="Times New Roman" w:hAnsi="Times New Roman" w:cs="Times New Roman"/>
+        </w:rPr>
+        <w:t>1</w:t>
+      </w:r>
+      <w:r>
+        <w:rPr>
+          <w:rFonts w:ascii="Times New Roman" w:eastAsia="Times New Roman" w:hAnsi="Times New Roman" w:cs="Times New Roman"/>
+        </w:rPr>
+        <w:t>0</w:t>
       </w:r>
       <w:r>
         <w:rPr>
@@ -140,6 +128,15 @@
         </w:rPr>
         <w:t xml:space="preserve"> pts)</w:t>
       </w:r>
+    </w:p>
+    <w:p>
+      <w:pPr>
+        <w:pStyle w:val="ListParagraph"/>
+        <w:spacing w:before="240" w:after="240"/>
+        <w:rPr>
+          <w:rFonts w:ascii="Times New Roman" w:eastAsia="Times New Roman" w:hAnsi="Times New Roman" w:cs="Times New Roman"/>
+        </w:rPr>
+      </w:pPr>
     </w:p>
     <w:p>
       <w:pPr>
@@ -148,27 +145,22 @@
           <w:ilvl w:val="0"/>
           <w:numId w:val="1"/>
         </w:numPr>
-        <w:rPr>
-          <w:rFonts w:ascii="Times New Roman" w:eastAsia="Times New Roman" w:hAnsi="Times New Roman" w:cs="Times New Roman"/>
-        </w:rPr>
-      </w:pPr>
-      <w:r>
-        <w:rPr>
-          <w:rFonts w:ascii="Times New Roman" w:eastAsia="Times New Roman" w:hAnsi="Times New Roman" w:cs="Times New Roman"/>
-        </w:rPr>
-        <w:t>What are the individual layers in a TRISO particle? What purpose does each layer have? (</w:t>
-      </w:r>
-      <w:r>
-        <w:rPr>
-          <w:rFonts w:ascii="Times New Roman" w:eastAsia="Times New Roman" w:hAnsi="Times New Roman" w:cs="Times New Roman"/>
-        </w:rPr>
-        <w:t>1</w:t>
-      </w:r>
-      <w:r>
-        <w:rPr>
-          <w:rFonts w:ascii="Times New Roman" w:eastAsia="Times New Roman" w:hAnsi="Times New Roman" w:cs="Times New Roman"/>
-        </w:rPr>
-        <w:t>0</w:t>
+        <w:spacing w:before="240" w:after="240"/>
+        <w:rPr>
+          <w:rFonts w:ascii="Times New Roman" w:eastAsia="Times New Roman" w:hAnsi="Times New Roman" w:cs="Times New Roman"/>
+        </w:rPr>
+      </w:pPr>
+      <w:r>
+        <w:rPr>
+          <w:rFonts w:ascii="Times New Roman" w:eastAsia="Times New Roman" w:hAnsi="Times New Roman" w:cs="Times New Roman"/>
+        </w:rPr>
+        <w:t>What are the trade-offs between carbide and oxide fuel kernels? (1</w:t>
+      </w:r>
+      <w:r>
+        <w:rPr>
+          <w:rFonts w:ascii="Times New Roman" w:eastAsia="Times New Roman" w:hAnsi="Times New Roman" w:cs="Times New Roman"/>
+        </w:rPr>
+        <w:t>2</w:t>
       </w:r>
       <w:r>
         <w:rPr>
@@ -176,6 +168,15 @@
         </w:rPr>
         <w:t xml:space="preserve"> pts)</w:t>
       </w:r>
+    </w:p>
+    <w:p>
+      <w:pPr>
+        <w:pStyle w:val="ListParagraph"/>
+        <w:spacing w:before="240" w:after="240"/>
+        <w:rPr>
+          <w:rFonts w:ascii="Times New Roman" w:eastAsia="Times New Roman" w:hAnsi="Times New Roman" w:cs="Times New Roman"/>
+        </w:rPr>
+      </w:pPr>
     </w:p>
     <w:p>
       <w:pPr>
@@ -184,16 +185,38 @@
           <w:ilvl w:val="0"/>
           <w:numId w:val="1"/>
         </w:numPr>
-        <w:rPr>
-          <w:rFonts w:ascii="Times New Roman" w:eastAsia="Times New Roman" w:hAnsi="Times New Roman" w:cs="Times New Roman"/>
-        </w:rPr>
-      </w:pPr>
-      <w:r>
-        <w:rPr>
-          <w:rFonts w:ascii="Times New Roman" w:eastAsia="Times New Roman" w:hAnsi="Times New Roman" w:cs="Times New Roman"/>
-        </w:rPr>
-        <w:t>What are the trade-offs between carbide and oxide fuel kernels? (10 pts)</w:t>
-      </w:r>
+        <w:spacing w:before="240" w:after="240"/>
+        <w:rPr>
+          <w:rFonts w:ascii="Times New Roman" w:eastAsia="Times New Roman" w:hAnsi="Times New Roman" w:cs="Times New Roman"/>
+        </w:rPr>
+      </w:pPr>
+      <w:r>
+        <w:rPr>
+          <w:rFonts w:ascii="Times New Roman" w:eastAsia="Times New Roman" w:hAnsi="Times New Roman" w:cs="Times New Roman"/>
+        </w:rPr>
+        <w:t>Discuss fission product chemistry in the fuel kernel. (</w:t>
+      </w:r>
+      <w:r>
+        <w:rPr>
+          <w:rFonts w:ascii="Times New Roman" w:eastAsia="Times New Roman" w:hAnsi="Times New Roman" w:cs="Times New Roman"/>
+        </w:rPr>
+        <w:t>8</w:t>
+      </w:r>
+      <w:r>
+        <w:rPr>
+          <w:rFonts w:ascii="Times New Roman" w:eastAsia="Times New Roman" w:hAnsi="Times New Roman" w:cs="Times New Roman"/>
+        </w:rPr>
+        <w:t xml:space="preserve"> pts)</w:t>
+      </w:r>
+    </w:p>
+    <w:p>
+      <w:pPr>
+        <w:pStyle w:val="ListParagraph"/>
+        <w:spacing w:before="240" w:after="240"/>
+        <w:rPr>
+          <w:rFonts w:ascii="Times New Roman" w:eastAsia="Times New Roman" w:hAnsi="Times New Roman" w:cs="Times New Roman"/>
+        </w:rPr>
+      </w:pPr>
     </w:p>
     <w:p>
       <w:pPr>
@@ -202,6 +225,7 @@
           <w:ilvl w:val="0"/>
           <w:numId w:val="1"/>
         </w:numPr>
+        <w:spacing w:before="240" w:after="240"/>
         <w:rPr>
           <w:rFonts w:ascii="Times New Roman" w:eastAsia="Times New Roman" w:hAnsi="Times New Roman" w:cs="Times New Roman"/>
         </w:rPr>
@@ -248,7 +272,7 @@
         <w:rPr>
           <w:rFonts w:ascii="Times New Roman" w:eastAsia="Times New Roman" w:hAnsi="Times New Roman" w:cs="Times New Roman"/>
         </w:rPr>
-        <w:t>5</w:t>
+        <w:t>8</w:t>
       </w:r>
       <w:r>
         <w:rPr>
@@ -256,6 +280,15 @@
         </w:rPr>
         <w:t xml:space="preserve"> pts)</w:t>
       </w:r>
+    </w:p>
+    <w:p>
+      <w:pPr>
+        <w:pStyle w:val="ListParagraph"/>
+        <w:spacing w:before="240" w:after="240"/>
+        <w:rPr>
+          <w:rFonts w:ascii="Times New Roman" w:eastAsia="Times New Roman" w:hAnsi="Times New Roman" w:cs="Times New Roman"/>
+        </w:rPr>
+      </w:pPr>
     </w:p>
     <w:p>
       <w:pPr>
@@ -264,6 +297,7 @@
           <w:ilvl w:val="0"/>
           <w:numId w:val="1"/>
         </w:numPr>
+        <w:spacing w:before="240" w:after="240"/>
         <w:rPr>
           <w:rFonts w:ascii="Times New Roman" w:eastAsia="Times New Roman" w:hAnsi="Times New Roman" w:cs="Times New Roman"/>
         </w:rPr>
@@ -294,6 +328,15 @@
         </w:rPr>
         <w:t>? (10 pts)</w:t>
       </w:r>
+    </w:p>
+    <w:p>
+      <w:pPr>
+        <w:pStyle w:val="ListParagraph"/>
+        <w:spacing w:before="240" w:after="240"/>
+        <w:rPr>
+          <w:rFonts w:ascii="Times New Roman" w:eastAsia="Times New Roman" w:hAnsi="Times New Roman" w:cs="Times New Roman"/>
+        </w:rPr>
+      </w:pPr>
     </w:p>
     <w:p>
       <w:pPr>
@@ -302,36 +345,44 @@
           <w:ilvl w:val="0"/>
           <w:numId w:val="1"/>
         </w:numPr>
-        <w:rPr>
-          <w:rFonts w:ascii="Times New Roman" w:eastAsia="Times New Roman" w:hAnsi="Times New Roman" w:cs="Times New Roman"/>
-        </w:rPr>
-      </w:pPr>
-      <w:r>
-        <w:rPr>
-          <w:rFonts w:ascii="Times New Roman" w:eastAsia="Times New Roman" w:hAnsi="Times New Roman" w:cs="Times New Roman"/>
-        </w:rPr>
-        <w:t xml:space="preserve">Discuss </w:t>
-      </w:r>
-      <w:r>
-        <w:rPr>
-          <w:rFonts w:ascii="Times New Roman" w:eastAsia="Times New Roman" w:hAnsi="Times New Roman" w:cs="Times New Roman"/>
-        </w:rPr>
-        <w:t xml:space="preserve">fission product chemistry in the fuel kernel and the </w:t>
-      </w:r>
-      <w:proofErr w:type="spellStart"/>
-      <w:r>
-        <w:rPr>
-          <w:rFonts w:ascii="Times New Roman" w:eastAsia="Times New Roman" w:hAnsi="Times New Roman" w:cs="Times New Roman"/>
-        </w:rPr>
-        <w:t>SiC</w:t>
-      </w:r>
-      <w:proofErr w:type="spellEnd"/>
-      <w:r>
-        <w:rPr>
-          <w:rFonts w:ascii="Times New Roman" w:eastAsia="Times New Roman" w:hAnsi="Times New Roman" w:cs="Times New Roman"/>
-        </w:rPr>
-        <w:t xml:space="preserve"> layer. (10 pts)</w:t>
-      </w:r>
+        <w:spacing w:before="240" w:after="240"/>
+        <w:rPr>
+          <w:rFonts w:ascii="Times New Roman" w:eastAsia="Times New Roman" w:hAnsi="Times New Roman" w:cs="Times New Roman"/>
+        </w:rPr>
+      </w:pPr>
+      <w:r>
+        <w:rPr>
+          <w:rFonts w:ascii="Times New Roman" w:eastAsia="Times New Roman" w:hAnsi="Times New Roman" w:cs="Times New Roman"/>
+        </w:rPr>
+        <w:t>How does graphite dimensionally change under irradiation? Why does this behavior happen? (1</w:t>
+      </w:r>
+      <w:r>
+        <w:rPr>
+          <w:rFonts w:ascii="Times New Roman" w:eastAsia="Times New Roman" w:hAnsi="Times New Roman" w:cs="Times New Roman"/>
+        </w:rPr>
+        <w:t>8</w:t>
+      </w:r>
+      <w:r>
+        <w:rPr>
+          <w:rFonts w:ascii="Times New Roman" w:eastAsia="Times New Roman" w:hAnsi="Times New Roman" w:cs="Times New Roman"/>
+        </w:rPr>
+        <w:t xml:space="preserve"> </w:t>
+      </w:r>
+      <w:r>
+        <w:rPr>
+          <w:rFonts w:ascii="Times New Roman" w:eastAsia="Times New Roman" w:hAnsi="Times New Roman" w:cs="Times New Roman"/>
+        </w:rPr>
+        <w:t>pts)</w:t>
+      </w:r>
+    </w:p>
+    <w:p>
+      <w:pPr>
+        <w:pStyle w:val="ListParagraph"/>
+        <w:spacing w:before="240" w:after="240"/>
+        <w:rPr>
+          <w:rFonts w:ascii="Times New Roman" w:eastAsia="Times New Roman" w:hAnsi="Times New Roman" w:cs="Times New Roman"/>
+        </w:rPr>
+      </w:pPr>
     </w:p>
     <w:p>
       <w:pPr>
@@ -340,34 +391,50 @@
           <w:ilvl w:val="0"/>
           <w:numId w:val="1"/>
         </w:numPr>
-        <w:rPr>
-          <w:rFonts w:ascii="Times New Roman" w:eastAsia="Times New Roman" w:hAnsi="Times New Roman" w:cs="Times New Roman"/>
-        </w:rPr>
-      </w:pPr>
-      <w:r>
-        <w:rPr>
-          <w:rFonts w:ascii="Times New Roman" w:eastAsia="Times New Roman" w:hAnsi="Times New Roman" w:cs="Times New Roman"/>
-        </w:rPr>
-        <w:t>How does graphite dimensionally change under irradiation? Why does this behavior happen? (1</w:t>
-      </w:r>
-      <w:r>
-        <w:rPr>
-          <w:rFonts w:ascii="Times New Roman" w:eastAsia="Times New Roman" w:hAnsi="Times New Roman" w:cs="Times New Roman"/>
-        </w:rPr>
-        <w:t>5</w:t>
-      </w:r>
-      <w:r>
-        <w:rPr>
-          <w:rFonts w:ascii="Times New Roman" w:eastAsia="Times New Roman" w:hAnsi="Times New Roman" w:cs="Times New Roman"/>
-        </w:rPr>
-        <w:t xml:space="preserve"> </w:t>
-      </w:r>
-      <w:r>
-        <w:rPr>
-          <w:rFonts w:ascii="Times New Roman" w:eastAsia="Times New Roman" w:hAnsi="Times New Roman" w:cs="Times New Roman"/>
-        </w:rPr>
-        <w:t>pts)</w:t>
-      </w:r>
+        <w:spacing w:before="240" w:after="240"/>
+        <w:rPr>
+          <w:rFonts w:ascii="Times New Roman" w:eastAsia="Times New Roman" w:hAnsi="Times New Roman" w:cs="Times New Roman"/>
+        </w:rPr>
+      </w:pPr>
+      <w:r>
+        <w:rPr>
+          <w:rFonts w:ascii="Times New Roman" w:eastAsia="Times New Roman" w:hAnsi="Times New Roman" w:cs="Times New Roman"/>
+        </w:rPr>
+        <w:t xml:space="preserve">List </w:t>
+      </w:r>
+      <w:r>
+        <w:rPr>
+          <w:rFonts w:ascii="Times New Roman" w:eastAsia="Times New Roman" w:hAnsi="Times New Roman" w:cs="Times New Roman"/>
+        </w:rPr>
+        <w:t xml:space="preserve">and explain </w:t>
+      </w:r>
+      <w:r>
+        <w:rPr>
+          <w:rFonts w:ascii="Times New Roman" w:eastAsia="Times New Roman" w:hAnsi="Times New Roman" w:cs="Times New Roman"/>
+        </w:rPr>
+        <w:t>three types of failure mechanisms for TRISO particles. (</w:t>
+      </w:r>
+      <w:r>
+        <w:rPr>
+          <w:rFonts w:ascii="Times New Roman" w:eastAsia="Times New Roman" w:hAnsi="Times New Roman" w:cs="Times New Roman"/>
+        </w:rPr>
+        <w:t>9</w:t>
+      </w:r>
+      <w:r>
+        <w:rPr>
+          <w:rFonts w:ascii="Times New Roman" w:eastAsia="Times New Roman" w:hAnsi="Times New Roman" w:cs="Times New Roman"/>
+        </w:rPr>
+        <w:t xml:space="preserve"> pts)</w:t>
+      </w:r>
+    </w:p>
+    <w:p>
+      <w:pPr>
+        <w:pStyle w:val="ListParagraph"/>
+        <w:spacing w:before="240" w:after="240"/>
+        <w:rPr>
+          <w:rFonts w:ascii="Times New Roman" w:eastAsia="Times New Roman" w:hAnsi="Times New Roman" w:cs="Times New Roman"/>
+        </w:rPr>
+      </w:pPr>
     </w:p>
     <w:p>
       <w:pPr>
@@ -376,40 +443,56 @@
           <w:ilvl w:val="0"/>
           <w:numId w:val="1"/>
         </w:numPr>
-        <w:rPr>
-          <w:rFonts w:ascii="Times New Roman" w:eastAsia="Times New Roman" w:hAnsi="Times New Roman" w:cs="Times New Roman"/>
-        </w:rPr>
-      </w:pPr>
-      <w:r>
-        <w:rPr>
-          <w:rFonts w:ascii="Times New Roman" w:eastAsia="Times New Roman" w:hAnsi="Times New Roman" w:cs="Times New Roman"/>
-        </w:rPr>
-        <w:t xml:space="preserve">List </w:t>
-      </w:r>
-      <w:r>
-        <w:rPr>
-          <w:rFonts w:ascii="Times New Roman" w:eastAsia="Times New Roman" w:hAnsi="Times New Roman" w:cs="Times New Roman"/>
-        </w:rPr>
-        <w:t xml:space="preserve">and explain </w:t>
-      </w:r>
-      <w:r>
-        <w:rPr>
-          <w:rFonts w:ascii="Times New Roman" w:eastAsia="Times New Roman" w:hAnsi="Times New Roman" w:cs="Times New Roman"/>
-        </w:rPr>
-        <w:t>three types of failure mechanisms for TRISO particles. (</w:t>
-      </w:r>
-      <w:r>
-        <w:rPr>
-          <w:rFonts w:ascii="Times New Roman" w:eastAsia="Times New Roman" w:hAnsi="Times New Roman" w:cs="Times New Roman"/>
-        </w:rPr>
-        <w:t>9</w:t>
-      </w:r>
-      <w:r>
-        <w:rPr>
-          <w:rFonts w:ascii="Times New Roman" w:eastAsia="Times New Roman" w:hAnsi="Times New Roman" w:cs="Times New Roman"/>
-        </w:rPr>
-        <w:t xml:space="preserve"> pts)</w:t>
-      </w:r>
+        <w:spacing w:before="240" w:after="240"/>
+        <w:rPr>
+          <w:rFonts w:ascii="Times New Roman" w:eastAsia="Times New Roman" w:hAnsi="Times New Roman" w:cs="Times New Roman"/>
+        </w:rPr>
+      </w:pPr>
+      <w:r>
+        <w:rPr>
+          <w:rFonts w:ascii="Times New Roman" w:eastAsia="Times New Roman" w:hAnsi="Times New Roman" w:cs="Times New Roman"/>
+        </w:rPr>
+        <w:t>Provide one example of an advanced TRISO concept and explain why it is of interest. (</w:t>
+      </w:r>
+      <w:r>
+        <w:rPr>
+          <w:rFonts w:ascii="Times New Roman" w:eastAsia="Times New Roman" w:hAnsi="Times New Roman" w:cs="Times New Roman"/>
+        </w:rPr>
+        <w:t>5</w:t>
+      </w:r>
+      <w:r>
+        <w:rPr>
+          <w:rFonts w:ascii="Times New Roman" w:eastAsia="Times New Roman" w:hAnsi="Times New Roman" w:cs="Times New Roman"/>
+        </w:rPr>
+        <w:t xml:space="preserve"> </w:t>
+      </w:r>
+      <w:r>
+        <w:rPr>
+          <w:rFonts w:ascii="Times New Roman" w:eastAsia="Times New Roman" w:hAnsi="Times New Roman" w:cs="Times New Roman"/>
+        </w:rPr>
+        <w:t>pts</w:t>
+      </w:r>
+      <w:r>
+        <w:rPr>
+          <w:rFonts w:ascii="Times New Roman" w:eastAsia="Times New Roman" w:hAnsi="Times New Roman" w:cs="Times New Roman"/>
+        </w:rPr>
+        <w:t>)</w:t>
+      </w:r>
+      <w:r>
+        <w:rPr>
+          <w:rFonts w:ascii="Times New Roman" w:eastAsia="Times New Roman" w:hAnsi="Times New Roman" w:cs="Times New Roman"/>
+        </w:rPr>
+        <w:t xml:space="preserve">           </w:t>
+      </w:r>
+    </w:p>
+    <w:p>
+      <w:pPr>
+        <w:pStyle w:val="ListParagraph"/>
+        <w:spacing w:before="240" w:after="240"/>
+        <w:rPr>
+          <w:rFonts w:ascii="Times New Roman" w:eastAsia="Times New Roman" w:hAnsi="Times New Roman" w:cs="Times New Roman"/>
+        </w:rPr>
+      </w:pPr>
     </w:p>
     <w:p>
       <w:pPr>
@@ -418,102 +501,25 @@
           <w:ilvl w:val="0"/>
           <w:numId w:val="1"/>
         </w:numPr>
-        <w:rPr>
-          <w:rFonts w:ascii="Times New Roman" w:eastAsia="Times New Roman" w:hAnsi="Times New Roman" w:cs="Times New Roman"/>
-        </w:rPr>
-      </w:pPr>
-      <w:r>
-        <w:rPr>
-          <w:rFonts w:ascii="Times New Roman" w:eastAsia="Times New Roman" w:hAnsi="Times New Roman" w:cs="Times New Roman"/>
-        </w:rPr>
-        <w:t>Provide one example of an advanced TRISO concept and explain why it is of interest. (</w:t>
-      </w:r>
-      <w:r>
-        <w:rPr>
-          <w:rFonts w:ascii="Times New Roman" w:eastAsia="Times New Roman" w:hAnsi="Times New Roman" w:cs="Times New Roman"/>
-        </w:rPr>
-        <w:t>5</w:t>
-      </w:r>
-      <w:r>
-        <w:rPr>
-          <w:rFonts w:ascii="Times New Roman" w:eastAsia="Times New Roman" w:hAnsi="Times New Roman" w:cs="Times New Roman"/>
-        </w:rPr>
-        <w:t xml:space="preserve"> </w:t>
-      </w:r>
-      <w:r>
-        <w:rPr>
-          <w:rFonts w:ascii="Times New Roman" w:eastAsia="Times New Roman" w:hAnsi="Times New Roman" w:cs="Times New Roman"/>
-        </w:rPr>
-        <w:t>pts</w:t>
-      </w:r>
-      <w:r>
-        <w:rPr>
-          <w:rFonts w:ascii="Times New Roman" w:eastAsia="Times New Roman" w:hAnsi="Times New Roman" w:cs="Times New Roman"/>
-        </w:rPr>
-        <w:t>)</w:t>
-      </w:r>
-      <w:r>
-        <w:rPr>
-          <w:rFonts w:ascii="Times New Roman" w:eastAsia="Times New Roman" w:hAnsi="Times New Roman" w:cs="Times New Roman"/>
-        </w:rPr>
-        <w:t xml:space="preserve">           </w:t>
-      </w:r>
-    </w:p>
-    <w:p>
-      <w:pPr>
-        <w:pStyle w:val="ListParagraph"/>
-        <w:numPr>
-          <w:ilvl w:val="0"/>
-          <w:numId w:val="1"/>
-        </w:numPr>
-        <w:rPr>
-          <w:rFonts w:ascii="Times New Roman" w:eastAsia="Times New Roman" w:hAnsi="Times New Roman" w:cs="Times New Roman"/>
-        </w:rPr>
-      </w:pPr>
-      <w:r>
-        <w:rPr>
-          <w:rFonts w:ascii="Times New Roman" w:eastAsia="Times New Roman" w:hAnsi="Times New Roman" w:cs="Times New Roman"/>
-        </w:rPr>
-        <w:t xml:space="preserve">How does the stress state of the </w:t>
-      </w:r>
-      <w:proofErr w:type="spellStart"/>
-      <w:r>
-        <w:rPr>
-          <w:rFonts w:ascii="Times New Roman" w:eastAsia="Times New Roman" w:hAnsi="Times New Roman" w:cs="Times New Roman"/>
-        </w:rPr>
-        <w:t>SiC</w:t>
-      </w:r>
-      <w:proofErr w:type="spellEnd"/>
-      <w:r>
-        <w:rPr>
-          <w:rFonts w:ascii="Times New Roman" w:eastAsia="Times New Roman" w:hAnsi="Times New Roman" w:cs="Times New Roman"/>
-        </w:rPr>
-        <w:t xml:space="preserve"> layer change over time</w:t>
-      </w:r>
-      <w:r>
-        <w:rPr>
-          <w:rFonts w:ascii="Times New Roman" w:eastAsia="Times New Roman" w:hAnsi="Times New Roman" w:cs="Times New Roman"/>
-        </w:rPr>
-        <w:t>? (</w:t>
-      </w:r>
-      <w:r>
-        <w:rPr>
-          <w:rFonts w:ascii="Times New Roman" w:eastAsia="Times New Roman" w:hAnsi="Times New Roman" w:cs="Times New Roman"/>
-        </w:rPr>
-        <w:t>8</w:t>
-      </w:r>
-      <w:r>
-        <w:rPr>
-          <w:rFonts w:ascii="Times New Roman" w:eastAsia="Times New Roman" w:hAnsi="Times New Roman" w:cs="Times New Roman"/>
-        </w:rPr>
-        <w:t xml:space="preserve"> pts)</w:t>
-      </w:r>
-      <w:r>
-        <w:rPr>
-          <w:rFonts w:ascii="Times New Roman" w:eastAsia="Times New Roman" w:hAnsi="Times New Roman" w:cs="Times New Roman"/>
-        </w:rPr>
-        <w:t xml:space="preserve">               </w:t>
-      </w:r>
+        <w:spacing w:before="240" w:after="240"/>
+        <w:rPr>
+          <w:rFonts w:ascii="Times New Roman" w:eastAsia="Times New Roman" w:hAnsi="Times New Roman" w:cs="Times New Roman"/>
+        </w:rPr>
+      </w:pPr>
+      <w:r>
+        <w:rPr>
+          <w:rFonts w:ascii="Times New Roman" w:eastAsia="Times New Roman" w:hAnsi="Times New Roman" w:cs="Times New Roman"/>
+        </w:rPr>
+        <w:t>What are the concerns for intermediate heat exchanger materials in a He environment? Discuss corrosion of these materials. (10 pts)</w:t>
+      </w:r>
+    </w:p>
+    <w:p>
+      <w:pPr>
+        <w:pStyle w:val="ListParagraph"/>
+        <w:rPr>
+          <w:rFonts w:ascii="Times New Roman" w:eastAsia="Times New Roman" w:hAnsi="Times New Roman" w:cs="Times New Roman"/>
+        </w:rPr>
+      </w:pPr>
     </w:p>
     <w:p>
       <w:pPr>
@@ -541,7 +547,7 @@
 </file>
 
 <file path=word/numbering.xml><?xml version="1.0" encoding="utf-8"?>
-<w:numbering xmlns:wpc="http://schemas.microsoft.com/office/word/2010/wordprocessingCanvas" xmlns:cx="http://schemas.microsoft.com/office/drawing/2014/chartex" xmlns:cx1="http://schemas.microsoft.com/office/drawing/2015/9/8/chartex" xmlns:cx2="http://schemas.microsoft.com/office/drawing/2015/10/21/chartex" xmlns:cx3="http://schemas.microsoft.com/office/drawing/2016/5/9/chartex" xmlns:cx4="http://schemas.microsoft.com/office/drawing/2016/5/10/chartex" xmlns:cx5="http://schemas.microsoft.com/office/drawing/2016/5/11/chartex" xmlns:cx6="http://schemas.microsoft.com/office/drawing/2016/5/12/chartex" xmlns:cx7="http://schemas.microsoft.com/office/drawing/2016/5/13/chartex" xmlns:cx8="http://schemas.microsoft.com/office/drawing/2016/5/14/chartex" xmlns:mc="http://schemas.openxmlformats.org/markup-compatibility/2006" xmlns:aink="http://schemas.microsoft.com/office/drawing/2016/ink" xmlns:am3d="http://schemas.microsoft.com/office/drawing/2017/model3d" xmlns:o="urn:schemas-microsoft-com:office:office" xmlns:oel="http://schemas.microsoft.com/office/2019/extlst" xmlns:r="http://schemas.openxmlformats.org/officeDocument/2006/relationships" xmlns:m="http://schemas.openxmlformats.org/officeDocument/2006/math" xmlns:v="urn:schemas-microsoft-com:vml" xmlns:wp14="http://schemas.microsoft.com/office/word/2010/wordprocessingDrawing" xmlns:wp="http://schemas.openxmlformats.org/drawingml/2006/wordprocessingDrawing" xmlns:w10="urn:schemas-microsoft-com:office:word" xmlns:w="http://schemas.openxmlformats.org/wordprocessingml/2006/main" xmlns:w14="http://schemas.microsoft.com/office/word/2010/wordml" xmlns:w15="http://schemas.microsoft.com/office/word/2012/wordml" xmlns:w16cex="http://schemas.microsoft.com/office/word/2018/wordml/cex" xmlns:w16cid="http://schemas.microsoft.com/office/word/2016/wordml/cid" xmlns:w16="http://schemas.microsoft.com/office/word/2018/wordml" xmlns:w16du="http://schemas.microsoft.com/office/word/2023/wordml/word16du" xmlns:w16sdtdh="http://schemas.microsoft.com/office/word/2020/wordml/sdtdatahash" xmlns:w16sdtfl="http://schemas.microsoft.com/office/word/2024/wordml/sdtformatlock" xmlns:w16se="http://schemas.microsoft.com/office/word/2015/wordml/symex" xmlns:wpg="http://schemas.microsoft.com/office/word/2010/wordprocessingGroup" xmlns:wpi="http://schemas.microsoft.com/office/word/2010/wordprocessingInk" xmlns:wne="http://schemas.microsoft.com/office/word/2006/wordml" xmlns:wps="http://schemas.microsoft.com/office/word/2010/wordprocessingShape" mc:Ignorable="w14 w15 w16se w16cid w16 w16cex w16sdtdh w16sdtfl w16du wp14">
+<w:numbering xmlns:wpc="http://schemas.microsoft.com/office/word/2010/wordprocessingCanvas" xmlns:cx="http://schemas.microsoft.com/office/drawing/2014/chartex" xmlns:cx1="http://schemas.microsoft.com/office/drawing/2015/9/8/chartex" xmlns:cx2="http://schemas.microsoft.com/office/drawing/2015/10/21/chartex" xmlns:cx3="http://schemas.microsoft.com/office/drawing/2016/5/9/chartex" xmlns:cx4="http://schemas.microsoft.com/office/drawing/2016/5/10/chartex" xmlns:cx5="http://schemas.microsoft.com/office/drawing/2016/5/11/chartex" xmlns:cx6="http://schemas.microsoft.com/office/drawing/2016/5/12/chartex" xmlns:cx7="http://schemas.microsoft.com/office/drawing/2016/5/13/chartex" xmlns:cx8="http://schemas.microsoft.com/office/drawing/2016/5/14/chartex" xmlns:mc="http://schemas.openxmlformats.org/markup-compatibility/2006" xmlns:m="http://schemas.openxmlformats.org/officeDocument/2006/math" xmlns:aink="http://schemas.microsoft.com/office/drawing/2016/ink" xmlns:am3d="http://schemas.microsoft.com/office/drawing/2017/model3d" xmlns:oel="http://schemas.microsoft.com/office/2019/extlst" xmlns:r="http://schemas.openxmlformats.org/officeDocument/2006/relationships" xmlns:wp14="http://schemas.microsoft.com/office/word/2010/wordprocessingDrawing" xmlns:wp="http://schemas.openxmlformats.org/drawingml/2006/wordprocessingDrawing" xmlns:wpg="http://schemas.microsoft.com/office/word/2010/wordprocessingGroup" xmlns:wpi="http://schemas.microsoft.com/office/word/2010/wordprocessingInk" xmlns:wps="http://schemas.microsoft.com/office/word/2010/wordprocessingShape" xmlns:o="urn:schemas-microsoft-com:office:office" xmlns:v="urn:schemas-microsoft-com:vml" xmlns:w10="urn:schemas-microsoft-com:office:word" xmlns:w="http://schemas.openxmlformats.org/wordprocessingml/2006/main" xmlns:w14="http://schemas.microsoft.com/office/word/2010/wordml" xmlns:w15="http://schemas.microsoft.com/office/word/2012/wordml" xmlns:w16cex="http://schemas.microsoft.com/office/word/2018/wordml/cex" xmlns:w16cid="http://schemas.microsoft.com/office/word/2016/wordml/cid" xmlns:w16="http://schemas.microsoft.com/office/word/2018/wordml" xmlns:w16sdtdh="http://schemas.microsoft.com/office/word/2020/wordml/sdtdatahash" xmlns:w16sdtfl="http://schemas.microsoft.com/office/word/2024/wordml/sdtformatlock" xmlns:w16se="http://schemas.microsoft.com/office/word/2015/wordml/symex" xmlns:w16du="http://schemas.microsoft.com/office/word/2023/wordml/word16du" xmlns:wne="http://schemas.microsoft.com/office/word/2006/wordml" mc:Ignorable="w14 w15 w16se w16cid w16 w16cex w16sdtdh w16sdtfl w16du wp14">
   <w:abstractNum w:abstractNumId="0" w15:restartNumberingAfterBreak="0">
     <w:nsid w:val="300434AF"/>
     <w:multiLevelType w:val="hybridMultilevel"/>
@@ -638,7 +644,7 @@
 </file>
 
 <file path=word/styles.xml><?xml version="1.0" encoding="utf-8"?>
-<w:styles xmlns:mc="http://schemas.openxmlformats.org/markup-compatibility/2006" xmlns:r="http://schemas.openxmlformats.org/officeDocument/2006/relationships" xmlns:w="http://schemas.openxmlformats.org/wordprocessingml/2006/main" xmlns:w14="http://schemas.microsoft.com/office/word/2010/wordml" xmlns:w15="http://schemas.microsoft.com/office/word/2012/wordml" xmlns:w16cex="http://schemas.microsoft.com/office/word/2018/wordml/cex" xmlns:w16cid="http://schemas.microsoft.com/office/word/2016/wordml/cid" xmlns:w16="http://schemas.microsoft.com/office/word/2018/wordml" xmlns:w16du="http://schemas.microsoft.com/office/word/2023/wordml/word16du" xmlns:w16sdtdh="http://schemas.microsoft.com/office/word/2020/wordml/sdtdatahash" xmlns:w16sdtfl="http://schemas.microsoft.com/office/word/2024/wordml/sdtformatlock" xmlns:w16se="http://schemas.microsoft.com/office/word/2015/wordml/symex" mc:Ignorable="w14 w15 w16se w16cid w16 w16cex w16sdtdh w16sdtfl w16du">
+<w:styles xmlns:mc="http://schemas.openxmlformats.org/markup-compatibility/2006" xmlns:r="http://schemas.openxmlformats.org/officeDocument/2006/relationships" xmlns:w="http://schemas.openxmlformats.org/wordprocessingml/2006/main" xmlns:w14="http://schemas.microsoft.com/office/word/2010/wordml" xmlns:w15="http://schemas.microsoft.com/office/word/2012/wordml" xmlns:w16cex="http://schemas.microsoft.com/office/word/2018/wordml/cex" xmlns:w16cid="http://schemas.microsoft.com/office/word/2016/wordml/cid" xmlns:w16="http://schemas.microsoft.com/office/word/2018/wordml" xmlns:w16sdtdh="http://schemas.microsoft.com/office/word/2020/wordml/sdtdatahash" xmlns:w16sdtfl="http://schemas.microsoft.com/office/word/2024/wordml/sdtformatlock" xmlns:w16se="http://schemas.microsoft.com/office/word/2015/wordml/symex" xmlns:w16du="http://schemas.microsoft.com/office/word/2023/wordml/word16du" mc:Ignorable="w14 w15 w16se w16cid w16 w16cex w16sdtdh w16sdtfl w16du">
   <w:docDefaults>
     <w:rPrDefault>
       <w:rPr>
